--- a/public/fun/forms/이력서_영상·모션디자이너_4_요약형.docx
+++ b/public/fun/forms/이력서_영상·모션디자이너_4_요약형.docx
@@ -443,6 +443,284 @@
               <w:jc w:val="left"/>
             </w:pPr>
           </w:p>
+        </w:tc>
+      </w:tr>
+    </w:tbl>
+    <w:p>
+      <w:pPr>
+        <w:keepNext/>
+        <w:pBdr>
+          <w:bottom w:val="single" w:sz="10" w:space="3" w:color="2C4927"/>
+        </w:pBdr>
+        <w:spacing w:before="260" w:after="80"/>
+        <w:jc w:val="left"/>
+      </w:pPr>
+      <w:r>
+        <w:rPr>
+          <w:rFonts w:ascii="바탕" w:hAnsi="바탕" w:eastAsia="바탕" w:cs="바탕"/>
+          <w:b/>
+          <w:color w:val="2C4927"/>
+          <w:sz w:val="23"/>
+        </w:rPr>
+        <w:t>수상 · 교육 · 학력</w:t>
+      </w:r>
+    </w:p>
+    <w:tbl>
+      <w:tblPr>
+        <w:tblW w:w="10590" w:type="dxa"/>
+        <w:jc w:val="left"/>
+        <w:tblLayout w:type="fixed"/>
+        <w:tblCellMar>
+          <w:top w:w="40" w:type="dxa"/>
+          <w:left w:w="90" w:type="dxa"/>
+          <w:bottom w:w="40" w:type="dxa"/>
+          <w:right w:w="90" w:type="dxa"/>
+        </w:tblCellMar>
+        <w:tblLook w:firstColumn="1" w:firstRow="1" w:lastColumn="0" w:lastRow="0" w:noHBand="0" w:noVBand="1" w:val="04A0"/>
+      </w:tblPr>
+      <w:tblGrid>
+        <w:gridCol w:w="2115"/>
+        <w:gridCol w:w="4230"/>
+        <w:gridCol w:w="4245"/>
+      </w:tblGrid>
+      <w:tr>
+        <w:trPr>
+          <w:trHeight w:val="390" w:hRule="atLeast"/>
+          <w:cantSplit/>
+        </w:trPr>
+        <w:tc>
+          <w:tcPr>
+            <w:tcW w:type="dxa" w:w="2115"/>
+            <w:shd w:val="clear" w:color="auto" w:fill="2C4927"/>
+            <w:vAlign w:val="center"/>
+          </w:tcPr>
+          <w:p>
+            <w:pPr>
+              <w:spacing w:before="0" w:after="0"/>
+              <w:jc w:val="center"/>
+            </w:pPr>
+            <w:r>
+              <w:rPr>
+                <w:b/>
+                <w:color w:val="FFFFFF"/>
+                <w:sz w:val="17"/>
+              </w:rPr>
+              <w:t>기 간</w:t>
+            </w:r>
+          </w:p>
+        </w:tc>
+        <w:tc>
+          <w:tcPr>
+            <w:tcW w:type="dxa" w:w="4230"/>
+            <w:shd w:val="clear" w:color="auto" w:fill="2C4927"/>
+            <w:vAlign w:val="center"/>
+          </w:tcPr>
+          <w:p>
+            <w:pPr>
+              <w:spacing w:before="0" w:after="0"/>
+              <w:jc w:val="center"/>
+            </w:pPr>
+            <w:r>
+              <w:rPr>
+                <w:b/>
+                <w:color w:val="FFFFFF"/>
+                <w:sz w:val="17"/>
+              </w:rPr>
+              <w:t>학교 / 기관</w:t>
+            </w:r>
+          </w:p>
+        </w:tc>
+        <w:tc>
+          <w:tcPr>
+            <w:tcW w:type="dxa" w:w="4245"/>
+            <w:shd w:val="clear" w:color="auto" w:fill="2C4927"/>
+            <w:vAlign w:val="center"/>
+          </w:tcPr>
+          <w:p>
+            <w:pPr>
+              <w:spacing w:before="0" w:after="0"/>
+              <w:jc w:val="center"/>
+            </w:pPr>
+            <w:r>
+              <w:rPr>
+                <w:b/>
+                <w:color w:val="FFFFFF"/>
+                <w:sz w:val="17"/>
+              </w:rPr>
+              <w:t>내 용</w:t>
+            </w:r>
+          </w:p>
+        </w:tc>
+      </w:tr>
+      <w:tr>
+        <w:trPr>
+          <w:trHeight w:val="450" w:hRule="atLeast"/>
+          <w:cantSplit/>
+        </w:trPr>
+        <w:tc>
+          <w:tcPr>
+            <w:tcW w:type="dxa" w:w="2115"/>
+            <w:tcBorders>
+              <w:top w:val="nil"/>
+              <w:left w:val="nil"/>
+              <w:bottom w:val="single" w:sz="4" w:space="0" w:color="C5D5C3"/>
+              <w:right w:val="nil"/>
+            </w:tcBorders>
+            <w:vAlign w:val="center"/>
+          </w:tcPr>
+          <w:p>
+            <w:pPr>
+              <w:spacing w:before="0" w:after="0"/>
+              <w:jc w:val="left"/>
+            </w:pPr>
+            <w:r>
+              <w:rPr>
+                <w:color w:val="A9B0B8"/>
+                <w:sz w:val="16"/>
+              </w:rPr>
+              <w:t>예) 2022.03 ~ 2024.02</w:t>
+            </w:r>
+          </w:p>
+        </w:tc>
+        <w:tc>
+          <w:tcPr>
+            <w:tcW w:type="dxa" w:w="4230"/>
+            <w:tcBorders>
+              <w:top w:val="nil"/>
+              <w:left w:val="nil"/>
+              <w:bottom w:val="single" w:sz="4" w:space="0" w:color="C5D5C3"/>
+              <w:right w:val="nil"/>
+            </w:tcBorders>
+            <w:vAlign w:val="center"/>
+          </w:tcPr>
+          <w:p>
+            <w:pPr>
+              <w:spacing w:before="0" w:after="0"/>
+              <w:jc w:val="left"/>
+            </w:pPr>
+            <w:r>
+              <w:rPr>
+                <w:color w:val="A9B0B8"/>
+                <w:sz w:val="16"/>
+              </w:rPr>
+              <w:t>○○대학교 (졸업)</w:t>
+            </w:r>
+          </w:p>
+        </w:tc>
+        <w:tc>
+          <w:tcPr>
+            <w:tcW w:type="dxa" w:w="4245"/>
+            <w:tcBorders>
+              <w:top w:val="nil"/>
+              <w:left w:val="nil"/>
+              <w:bottom w:val="single" w:sz="4" w:space="0" w:color="C5D5C3"/>
+              <w:right w:val="nil"/>
+            </w:tcBorders>
+            <w:vAlign w:val="center"/>
+          </w:tcPr>
+          <w:p>
+            <w:pPr>
+              <w:spacing w:before="0" w:after="0"/>
+              <w:jc w:val="left"/>
+            </w:pPr>
+            <w:r>
+              <w:rPr>
+                <w:color w:val="A9B0B8"/>
+                <w:sz w:val="16"/>
+              </w:rPr>
+              <w:t>배운 점 · 활동 내용</w:t>
+            </w:r>
+          </w:p>
+        </w:tc>
+      </w:tr>
+      <w:tr>
+        <w:trPr>
+          <w:trHeight w:val="450" w:hRule="atLeast"/>
+          <w:cantSplit/>
+        </w:trPr>
+        <w:tc>
+          <w:tcPr>
+            <w:tcW w:type="dxa" w:w="2115"/>
+            <w:tcBorders>
+              <w:top w:val="nil"/>
+              <w:left w:val="nil"/>
+              <w:bottom w:val="single" w:sz="4" w:space="0" w:color="C5D5C3"/>
+              <w:right w:val="nil"/>
+            </w:tcBorders>
+            <w:vAlign w:val="center"/>
+          </w:tcPr>
+          <w:p/>
+        </w:tc>
+        <w:tc>
+          <w:tcPr>
+            <w:tcW w:type="dxa" w:w="4230"/>
+            <w:tcBorders>
+              <w:top w:val="nil"/>
+              <w:left w:val="nil"/>
+              <w:bottom w:val="single" w:sz="4" w:space="0" w:color="C5D5C3"/>
+              <w:right w:val="nil"/>
+            </w:tcBorders>
+            <w:vAlign w:val="center"/>
+          </w:tcPr>
+          <w:p/>
+        </w:tc>
+        <w:tc>
+          <w:tcPr>
+            <w:tcW w:type="dxa" w:w="4245"/>
+            <w:tcBorders>
+              <w:top w:val="nil"/>
+              <w:left w:val="nil"/>
+              <w:bottom w:val="single" w:sz="4" w:space="0" w:color="C5D5C3"/>
+              <w:right w:val="nil"/>
+            </w:tcBorders>
+            <w:vAlign w:val="center"/>
+          </w:tcPr>
+          <w:p/>
+        </w:tc>
+      </w:tr>
+      <w:tr>
+        <w:trPr>
+          <w:trHeight w:val="450" w:hRule="atLeast"/>
+          <w:cantSplit/>
+        </w:trPr>
+        <w:tc>
+          <w:tcPr>
+            <w:tcW w:type="dxa" w:w="2115"/>
+            <w:tcBorders>
+              <w:top w:val="nil"/>
+              <w:left w:val="nil"/>
+              <w:bottom w:val="single" w:sz="4" w:space="0" w:color="C5D5C3"/>
+              <w:right w:val="nil"/>
+            </w:tcBorders>
+            <w:vAlign w:val="center"/>
+          </w:tcPr>
+          <w:p/>
+        </w:tc>
+        <w:tc>
+          <w:tcPr>
+            <w:tcW w:type="dxa" w:w="4230"/>
+            <w:tcBorders>
+              <w:top w:val="nil"/>
+              <w:left w:val="nil"/>
+              <w:bottom w:val="single" w:sz="4" w:space="0" w:color="C5D5C3"/>
+              <w:right w:val="nil"/>
+            </w:tcBorders>
+            <w:vAlign w:val="center"/>
+          </w:tcPr>
+          <w:p/>
+        </w:tc>
+        <w:tc>
+          <w:tcPr>
+            <w:tcW w:type="dxa" w:w="4245"/>
+            <w:tcBorders>
+              <w:top w:val="nil"/>
+              <w:left w:val="nil"/>
+              <w:bottom w:val="single" w:sz="4" w:space="0" w:color="C5D5C3"/>
+              <w:right w:val="nil"/>
+            </w:tcBorders>
+            <w:vAlign w:val="center"/>
+          </w:tcPr>
+          <w:p/>
         </w:tc>
       </w:tr>
     </w:tbl>
@@ -1264,7 +1542,19 @@
             </w:tcBorders>
             <w:vAlign w:val="center"/>
           </w:tcPr>
-          <w:p/>
+          <w:p>
+            <w:pPr>
+              <w:spacing w:before="0" w:after="0"/>
+              <w:jc w:val="left"/>
+            </w:pPr>
+            <w:r>
+              <w:rPr>
+                <w:color w:val="A9B0B8"/>
+                <w:sz w:val="16"/>
+              </w:rPr>
+              <w:t>예) 2022.03 ~ 2024.02</w:t>
+            </w:r>
+          </w:p>
         </w:tc>
         <w:tc>
           <w:tcPr>
@@ -1277,7 +1567,19 @@
             </w:tcBorders>
             <w:vAlign w:val="center"/>
           </w:tcPr>
-          <w:p/>
+          <w:p>
+            <w:pPr>
+              <w:spacing w:before="0" w:after="0"/>
+              <w:jc w:val="left"/>
+            </w:pPr>
+            <w:r>
+              <w:rPr>
+                <w:color w:val="A9B0B8"/>
+                <w:sz w:val="16"/>
+              </w:rPr>
+              <w:t>○○(주) / ○○팀</w:t>
+            </w:r>
+          </w:p>
         </w:tc>
         <w:tc>
           <w:tcPr>
@@ -1290,249 +1592,19 @@
             </w:tcBorders>
             <w:vAlign w:val="center"/>
           </w:tcPr>
-          <w:p/>
-        </w:tc>
-      </w:tr>
-      <w:tr>
-        <w:trPr>
-          <w:trHeight w:val="450" w:hRule="atLeast"/>
-          <w:cantSplit/>
-        </w:trPr>
-        <w:tc>
-          <w:tcPr>
-            <w:tcW w:type="dxa" w:w="2115"/>
-            <w:tcBorders>
-              <w:top w:val="nil"/>
-              <w:left w:val="nil"/>
-              <w:bottom w:val="single" w:sz="4" w:space="0" w:color="C5D5C3"/>
-              <w:right w:val="nil"/>
-            </w:tcBorders>
-            <w:vAlign w:val="center"/>
-          </w:tcPr>
-          <w:p/>
-        </w:tc>
-        <w:tc>
-          <w:tcPr>
-            <w:tcW w:type="dxa" w:w="4230"/>
-            <w:tcBorders>
-              <w:top w:val="nil"/>
-              <w:left w:val="nil"/>
-              <w:bottom w:val="single" w:sz="4" w:space="0" w:color="C5D5C3"/>
-              <w:right w:val="nil"/>
-            </w:tcBorders>
-            <w:vAlign w:val="center"/>
-          </w:tcPr>
-          <w:p/>
-        </w:tc>
-        <w:tc>
-          <w:tcPr>
-            <w:tcW w:type="dxa" w:w="4245"/>
-            <w:tcBorders>
-              <w:top w:val="nil"/>
-              <w:left w:val="nil"/>
-              <w:bottom w:val="single" w:sz="4" w:space="0" w:color="C5D5C3"/>
-              <w:right w:val="nil"/>
-            </w:tcBorders>
-            <w:vAlign w:val="center"/>
-          </w:tcPr>
-          <w:p/>
-        </w:tc>
-      </w:tr>
-      <w:tr>
-        <w:trPr>
-          <w:trHeight w:val="450" w:hRule="atLeast"/>
-          <w:cantSplit/>
-        </w:trPr>
-        <w:tc>
-          <w:tcPr>
-            <w:tcW w:type="dxa" w:w="2115"/>
-            <w:tcBorders>
-              <w:top w:val="nil"/>
-              <w:left w:val="nil"/>
-              <w:bottom w:val="single" w:sz="4" w:space="0" w:color="C5D5C3"/>
-              <w:right w:val="nil"/>
-            </w:tcBorders>
-            <w:vAlign w:val="center"/>
-          </w:tcPr>
-          <w:p/>
-        </w:tc>
-        <w:tc>
-          <w:tcPr>
-            <w:tcW w:type="dxa" w:w="4230"/>
-            <w:tcBorders>
-              <w:top w:val="nil"/>
-              <w:left w:val="nil"/>
-              <w:bottom w:val="single" w:sz="4" w:space="0" w:color="C5D5C3"/>
-              <w:right w:val="nil"/>
-            </w:tcBorders>
-            <w:vAlign w:val="center"/>
-          </w:tcPr>
-          <w:p/>
-        </w:tc>
-        <w:tc>
-          <w:tcPr>
-            <w:tcW w:type="dxa" w:w="4245"/>
-            <w:tcBorders>
-              <w:top w:val="nil"/>
-              <w:left w:val="nil"/>
-              <w:bottom w:val="single" w:sz="4" w:space="0" w:color="C5D5C3"/>
-              <w:right w:val="nil"/>
-            </w:tcBorders>
-            <w:vAlign w:val="center"/>
-          </w:tcPr>
-          <w:p/>
-        </w:tc>
-      </w:tr>
-    </w:tbl>
-    <w:p>
-      <w:pPr>
-        <w:keepNext/>
-        <w:pBdr>
-          <w:bottom w:val="single" w:sz="10" w:space="3" w:color="2C4927"/>
-        </w:pBdr>
-        <w:spacing w:before="260" w:after="80"/>
-        <w:jc w:val="left"/>
-      </w:pPr>
-      <w:r>
-        <w:rPr>
-          <w:rFonts w:ascii="바탕" w:hAnsi="바탕" w:eastAsia="바탕" w:cs="바탕"/>
-          <w:b/>
-          <w:color w:val="2C4927"/>
-          <w:sz w:val="23"/>
-        </w:rPr>
-        <w:t>수상 · 교육 · 학력</w:t>
-      </w:r>
-    </w:p>
-    <w:tbl>
-      <w:tblPr>
-        <w:tblW w:w="10590" w:type="dxa"/>
-        <w:jc w:val="left"/>
-        <w:tblLayout w:type="fixed"/>
-        <w:tblCellMar>
-          <w:top w:w="40" w:type="dxa"/>
-          <w:left w:w="90" w:type="dxa"/>
-          <w:bottom w:w="40" w:type="dxa"/>
-          <w:right w:w="90" w:type="dxa"/>
-        </w:tblCellMar>
-        <w:tblLook w:firstColumn="1" w:firstRow="1" w:lastColumn="0" w:lastRow="0" w:noHBand="0" w:noVBand="1" w:val="04A0"/>
-      </w:tblPr>
-      <w:tblGrid>
-        <w:gridCol w:w="2115"/>
-        <w:gridCol w:w="4230"/>
-        <w:gridCol w:w="4245"/>
-      </w:tblGrid>
-      <w:tr>
-        <w:trPr>
-          <w:trHeight w:val="390" w:hRule="atLeast"/>
-          <w:cantSplit/>
-        </w:trPr>
-        <w:tc>
-          <w:tcPr>
-            <w:tcW w:type="dxa" w:w="2115"/>
-            <w:shd w:val="clear" w:color="auto" w:fill="2C4927"/>
-            <w:vAlign w:val="center"/>
-          </w:tcPr>
           <w:p>
             <w:pPr>
               <w:spacing w:before="0" w:after="0"/>
-              <w:jc w:val="center"/>
+              <w:jc w:val="left"/>
             </w:pPr>
             <w:r>
               <w:rPr>
-                <w:b/>
-                <w:color w:val="FFFFFF"/>
-                <w:sz w:val="17"/>
+                <w:color w:val="A9B0B8"/>
+                <w:sz w:val="16"/>
               </w:rPr>
-              <w:t>기 간</w:t>
+              <w:t>맡은 일 + 숫자 성과</w:t>
             </w:r>
           </w:p>
-        </w:tc>
-        <w:tc>
-          <w:tcPr>
-            <w:tcW w:type="dxa" w:w="4230"/>
-            <w:shd w:val="clear" w:color="auto" w:fill="2C4927"/>
-            <w:vAlign w:val="center"/>
-          </w:tcPr>
-          <w:p>
-            <w:pPr>
-              <w:spacing w:before="0" w:after="0"/>
-              <w:jc w:val="center"/>
-            </w:pPr>
-            <w:r>
-              <w:rPr>
-                <w:b/>
-                <w:color w:val="FFFFFF"/>
-                <w:sz w:val="17"/>
-              </w:rPr>
-              <w:t>학교 / 기관</w:t>
-            </w:r>
-          </w:p>
-        </w:tc>
-        <w:tc>
-          <w:tcPr>
-            <w:tcW w:type="dxa" w:w="4245"/>
-            <w:shd w:val="clear" w:color="auto" w:fill="2C4927"/>
-            <w:vAlign w:val="center"/>
-          </w:tcPr>
-          <w:p>
-            <w:pPr>
-              <w:spacing w:before="0" w:after="0"/>
-              <w:jc w:val="center"/>
-            </w:pPr>
-            <w:r>
-              <w:rPr>
-                <w:b/>
-                <w:color w:val="FFFFFF"/>
-                <w:sz w:val="17"/>
-              </w:rPr>
-              <w:t>내 용</w:t>
-            </w:r>
-          </w:p>
-        </w:tc>
-      </w:tr>
-      <w:tr>
-        <w:trPr>
-          <w:trHeight w:val="450" w:hRule="atLeast"/>
-          <w:cantSplit/>
-        </w:trPr>
-        <w:tc>
-          <w:tcPr>
-            <w:tcW w:type="dxa" w:w="2115"/>
-            <w:tcBorders>
-              <w:top w:val="nil"/>
-              <w:left w:val="nil"/>
-              <w:bottom w:val="single" w:sz="4" w:space="0" w:color="C5D5C3"/>
-              <w:right w:val="nil"/>
-            </w:tcBorders>
-            <w:vAlign w:val="center"/>
-          </w:tcPr>
-          <w:p/>
-        </w:tc>
-        <w:tc>
-          <w:tcPr>
-            <w:tcW w:type="dxa" w:w="4230"/>
-            <w:tcBorders>
-              <w:top w:val="nil"/>
-              <w:left w:val="nil"/>
-              <w:bottom w:val="single" w:sz="4" w:space="0" w:color="C5D5C3"/>
-              <w:right w:val="nil"/>
-            </w:tcBorders>
-            <w:vAlign w:val="center"/>
-          </w:tcPr>
-          <w:p/>
-        </w:tc>
-        <w:tc>
-          <w:tcPr>
-            <w:tcW w:type="dxa" w:w="4245"/>
-            <w:tcBorders>
-              <w:top w:val="nil"/>
-              <w:left w:val="nil"/>
-              <w:bottom w:val="single" w:sz="4" w:space="0" w:color="C5D5C3"/>
-              <w:right w:val="nil"/>
-            </w:tcBorders>
-            <w:vAlign w:val="center"/>
-          </w:tcPr>
-          <w:p/>
         </w:tc>
       </w:tr>
       <w:tr>

--- a/public/fun/forms/이력서_영상·모션디자이너_4_요약형.docx
+++ b/public/fun/forms/이력서_영상·모션디자이너_4_요약형.docx
@@ -578,7 +578,7 @@
                 <w:color w:val="A9B0B8"/>
                 <w:sz w:val="16"/>
               </w:rPr>
-              <w:t>예) 2022.03 ~ 2024.02</w:t>
+              <w:t>예) ○○○○.○○ ~ ○○○○.○○</w:t>
             </w:r>
           </w:p>
         </w:tc>
@@ -603,7 +603,7 @@
                 <w:color w:val="A9B0B8"/>
                 <w:sz w:val="16"/>
               </w:rPr>
-              <w:t>○○대학교 (졸업)</w:t>
+              <w:t>학교명 입력 (졸업)</w:t>
             </w:r>
           </w:p>
         </w:tc>
@@ -1552,7 +1552,7 @@
                 <w:color w:val="A9B0B8"/>
                 <w:sz w:val="16"/>
               </w:rPr>
-              <w:t>예) 2022.03 ~ 2024.02</w:t>
+              <w:t>예) ○○○○.○○ ~ ○○○○.○○</w:t>
             </w:r>
           </w:p>
         </w:tc>
@@ -1961,7 +1961,7 @@
                 <w:color w:val="4F7A48"/>
                 <w:sz w:val="19"/>
               </w:rPr>
-              <w:t>2023~현재 · ○○ 브랜드 숏폼 · 월 12편 제작 · 평균 시청 완료율 41% → 58%</w:t>
+              <w:t>기간 입력 · ○○ 브랜드 숏폼 · 월 12편 제작 · 평균 시청 완료율 41% → 58%</w:t>
             </w:r>
           </w:p>
         </w:tc>
